--- a/для лаб №3/лаб №3.docx
+++ b/для лаб №3/лаб №3.docx
@@ -19362,6 +19362,7 @@
           <w:rFonts w:ascii="Cascadia Mono" w:hAnsi="Cascadia Mono"/>
           <w:sz w:val="20"/>
           <w:szCs w:val="20"/>
+          <w:lang w:val="en-US"/>
         </w:rPr>
       </w:pPr>
       <w:r>
@@ -19373,147 +19374,128 @@
         </w:rPr>
         <w:t xml:space="preserve">    </w:t>
       </w:r>
-      <w:proofErr w:type="gramStart"/>
-      <w:r>
-        <w:rPr>
-          <w:rFonts w:ascii="Cascadia Mono" w:hAnsi="Cascadia Mono"/>
-          <w:sz w:val="20"/>
-          <w:szCs w:val="20"/>
-        </w:rPr>
-        <w:t>&lt;!--</w:t>
-      </w:r>
-      <w:proofErr w:type="gramEnd"/>
-      <w:r>
-        <w:rPr>
-          <w:rFonts w:ascii="Cascadia Mono" w:hAnsi="Cascadia Mono"/>
-          <w:sz w:val="20"/>
-          <w:szCs w:val="20"/>
-        </w:rPr>
-        <w:t xml:space="preserve"> Элементы для всплывающих окон --&gt;</w:t>
-      </w:r>
-    </w:p>
-    <w:p>
-      <w:pPr>
-        <w:rPr>
-          <w:rFonts w:ascii="Cascadia Mono" w:hAnsi="Cascadia Mono"/>
-          <w:sz w:val="20"/>
-          <w:szCs w:val="20"/>
-        </w:rPr>
-      </w:pPr>
-      <w:r>
-        <w:rPr>
-          <w:rFonts w:ascii="Cascadia Mono" w:hAnsi="Cascadia Mono"/>
-          <w:sz w:val="20"/>
-          <w:szCs w:val="20"/>
-        </w:rPr>
-        <w:t xml:space="preserve">    &lt;</w:t>
-      </w:r>
-      <w:proofErr w:type="spellStart"/>
-      <w:r>
-        <w:rPr>
-          <w:rFonts w:ascii="Cascadia Mono" w:hAnsi="Cascadia Mono"/>
-          <w:sz w:val="20"/>
-          <w:szCs w:val="20"/>
-        </w:rPr>
-        <w:t>div</w:t>
-      </w:r>
-      <w:proofErr w:type="spellEnd"/>
-      <w:r>
-        <w:rPr>
-          <w:rFonts w:ascii="Cascadia Mono" w:hAnsi="Cascadia Mono"/>
-          <w:sz w:val="20"/>
-          <w:szCs w:val="20"/>
+      <w:r>
+        <w:rPr>
+          <w:rFonts w:ascii="Cascadia Mono" w:hAnsi="Cascadia Mono"/>
+          <w:sz w:val="20"/>
+          <w:szCs w:val="20"/>
+          <w:lang w:val="en-US"/>
+        </w:rPr>
+        <w:t xml:space="preserve">&lt;!-- </w:t>
+      </w:r>
+      <w:r>
+        <w:rPr>
+          <w:rFonts w:ascii="Cascadia Mono" w:hAnsi="Cascadia Mono"/>
+          <w:sz w:val="20"/>
+          <w:szCs w:val="20"/>
+        </w:rPr>
+        <w:t>Элементы</w:t>
+      </w:r>
+      <w:r>
+        <w:rPr>
+          <w:rFonts w:ascii="Cascadia Mono" w:hAnsi="Cascadia Mono"/>
+          <w:sz w:val="20"/>
+          <w:szCs w:val="20"/>
+          <w:lang w:val="en-US"/>
         </w:rPr>
         <w:t xml:space="preserve"> </w:t>
       </w:r>
-      <w:proofErr w:type="spellStart"/>
-      <w:r>
-        <w:rPr>
-          <w:rFonts w:ascii="Cascadia Mono" w:hAnsi="Cascadia Mono"/>
-          <w:sz w:val="20"/>
-          <w:szCs w:val="20"/>
-        </w:rPr>
-        <w:t>id</w:t>
-      </w:r>
-      <w:proofErr w:type="spellEnd"/>
-      <w:r>
-        <w:rPr>
-          <w:rFonts w:ascii="Cascadia Mono" w:hAnsi="Cascadia Mono"/>
-          <w:sz w:val="20"/>
-          <w:szCs w:val="20"/>
-        </w:rPr>
-        <w:t>="</w:t>
-      </w:r>
-      <w:proofErr w:type="spellStart"/>
-      <w:r>
-        <w:rPr>
-          <w:rFonts w:ascii="Cascadia Mono" w:hAnsi="Cascadia Mono"/>
-          <w:sz w:val="20"/>
-          <w:szCs w:val="20"/>
-        </w:rPr>
-        <w:t>overlay</w:t>
-      </w:r>
-      <w:proofErr w:type="spellEnd"/>
-      <w:proofErr w:type="gramStart"/>
-      <w:r>
-        <w:rPr>
-          <w:rFonts w:ascii="Cascadia Mono" w:hAnsi="Cascadia Mono"/>
-          <w:sz w:val="20"/>
-          <w:szCs w:val="20"/>
-        </w:rPr>
-        <w:t>"&gt;&lt;</w:t>
-      </w:r>
-      <w:proofErr w:type="gramEnd"/>
-      <w:r>
-        <w:rPr>
-          <w:rFonts w:ascii="Cascadia Mono" w:hAnsi="Cascadia Mono"/>
-          <w:sz w:val="20"/>
-          <w:szCs w:val="20"/>
-        </w:rPr>
-        <w:t>/</w:t>
-      </w:r>
-      <w:proofErr w:type="spellStart"/>
-      <w:r>
-        <w:rPr>
-          <w:rFonts w:ascii="Cascadia Mono" w:hAnsi="Cascadia Mono"/>
-          <w:sz w:val="20"/>
-          <w:szCs w:val="20"/>
-        </w:rPr>
-        <w:t>div</w:t>
-      </w:r>
-      <w:proofErr w:type="spellEnd"/>
-      <w:r>
-        <w:rPr>
-          <w:rFonts w:ascii="Cascadia Mono" w:hAnsi="Cascadia Mono"/>
-          <w:sz w:val="20"/>
-          <w:szCs w:val="20"/>
-        </w:rPr>
-        <w:t>&gt;</w:t>
-      </w:r>
-    </w:p>
-    <w:p>
-      <w:pPr>
-        <w:rPr>
-          <w:rFonts w:ascii="Cascadia Mono" w:hAnsi="Cascadia Mono"/>
-          <w:sz w:val="20"/>
-          <w:szCs w:val="20"/>
-        </w:rPr>
-      </w:pPr>
-    </w:p>
-    <w:p>
-      <w:pPr>
-        <w:rPr>
-          <w:rFonts w:ascii="Cascadia Mono" w:hAnsi="Cascadia Mono"/>
-          <w:sz w:val="20"/>
-          <w:szCs w:val="20"/>
-          <w:lang w:val="en-US"/>
-        </w:rPr>
-      </w:pPr>
-      <w:r>
-        <w:rPr>
-          <w:rFonts w:ascii="Cascadia Mono" w:hAnsi="Cascadia Mono"/>
-          <w:sz w:val="20"/>
-          <w:szCs w:val="20"/>
+      <w:r>
+        <w:rPr>
+          <w:rFonts w:ascii="Cascadia Mono" w:hAnsi="Cascadia Mono"/>
+          <w:sz w:val="20"/>
+          <w:szCs w:val="20"/>
+        </w:rPr>
+        <w:t>для</w:t>
+      </w:r>
+      <w:r>
+        <w:rPr>
+          <w:rFonts w:ascii="Cascadia Mono" w:hAnsi="Cascadia Mono"/>
+          <w:sz w:val="20"/>
+          <w:szCs w:val="20"/>
+          <w:lang w:val="en-US"/>
+        </w:rPr>
+        <w:t xml:space="preserve"> </w:t>
+      </w:r>
+      <w:r>
+        <w:rPr>
+          <w:rFonts w:ascii="Cascadia Mono" w:hAnsi="Cascadia Mono"/>
+          <w:sz w:val="20"/>
+          <w:szCs w:val="20"/>
+        </w:rPr>
+        <w:t>всплывающих</w:t>
+      </w:r>
+      <w:r>
+        <w:rPr>
+          <w:rFonts w:ascii="Cascadia Mono" w:hAnsi="Cascadia Mono"/>
+          <w:sz w:val="20"/>
+          <w:szCs w:val="20"/>
+          <w:lang w:val="en-US"/>
+        </w:rPr>
+        <w:t xml:space="preserve"> </w:t>
+      </w:r>
+      <w:r>
+        <w:rPr>
+          <w:rFonts w:ascii="Cascadia Mono" w:hAnsi="Cascadia Mono"/>
+          <w:sz w:val="20"/>
+          <w:szCs w:val="20"/>
+        </w:rPr>
+        <w:t>окон</w:t>
+      </w:r>
+      <w:r>
+        <w:rPr>
+          <w:rFonts w:ascii="Cascadia Mono" w:hAnsi="Cascadia Mono"/>
+          <w:sz w:val="20"/>
+          <w:szCs w:val="20"/>
+          <w:lang w:val="en-US"/>
+        </w:rPr>
+        <w:t xml:space="preserve"> --&gt;</w:t>
+      </w:r>
+    </w:p>
+    <w:p>
+      <w:pPr>
+        <w:rPr>
+          <w:rFonts w:ascii="Cascadia Mono" w:hAnsi="Cascadia Mono"/>
+          <w:sz w:val="20"/>
+          <w:szCs w:val="20"/>
+          <w:lang w:val="en-US"/>
+        </w:rPr>
+      </w:pPr>
+      <w:r>
+        <w:rPr>
+          <w:rFonts w:ascii="Cascadia Mono" w:hAnsi="Cascadia Mono"/>
+          <w:sz w:val="20"/>
+          <w:szCs w:val="20"/>
+          <w:lang w:val="en-US"/>
+        </w:rPr>
+        <w:t xml:space="preserve">    &lt;div id="overlay"&gt;&lt;/div&gt;</w:t>
+      </w:r>
+    </w:p>
+    <w:p>
+      <w:pPr>
+        <w:rPr>
+          <w:rFonts w:ascii="Cascadia Mono" w:hAnsi="Cascadia Mono"/>
+          <w:sz w:val="20"/>
+          <w:szCs w:val="20"/>
+          <w:lang w:val="en-US"/>
+        </w:rPr>
+      </w:pPr>
+    </w:p>
+    <w:p>
+      <w:pPr>
+        <w:rPr>
+          <w:rFonts w:ascii="Cascadia Mono" w:hAnsi="Cascadia Mono"/>
+          <w:sz w:val="20"/>
+          <w:szCs w:val="20"/>
+          <w:lang w:val="en-US"/>
+        </w:rPr>
+      </w:pPr>
+      <w:r>
+        <w:rPr>
+          <w:rFonts w:ascii="Cascadia Mono" w:hAnsi="Cascadia Mono"/>
+          <w:sz w:val="20"/>
+          <w:szCs w:val="20"/>
+          <w:lang w:val="en-US"/>
         </w:rPr>
         <w:t xml:space="preserve">    </w:t>
       </w:r>
@@ -20916,51 +20898,34 @@
           <w:rFonts w:ascii="Cascadia Mono" w:eastAsia="Times New Roman" w:hAnsi="Cascadia Mono" w:cs="Times New Roman"/>
           <w:sz w:val="20"/>
           <w:szCs w:val="20"/>
-        </w:rPr>
-      </w:pPr>
-      <w:proofErr w:type="gramStart"/>
-      <w:r>
-        <w:rPr>
-          <w:rFonts w:ascii="Cascadia Mono" w:eastAsia="Times New Roman" w:hAnsi="Cascadia Mono" w:cs="Times New Roman"/>
-          <w:sz w:val="20"/>
-          <w:szCs w:val="20"/>
-        </w:rPr>
-        <w:t>.</w:t>
-      </w:r>
-      <w:proofErr w:type="spellStart"/>
-      <w:r>
-        <w:rPr>
-          <w:rFonts w:ascii="Cascadia Mono" w:eastAsia="Times New Roman" w:hAnsi="Cascadia Mono" w:cs="Times New Roman"/>
-          <w:sz w:val="20"/>
-          <w:szCs w:val="20"/>
-        </w:rPr>
-        <w:t>window</w:t>
-      </w:r>
-      <w:proofErr w:type="spellEnd"/>
-      <w:proofErr w:type="gramEnd"/>
-      <w:r>
-        <w:rPr>
-          <w:rFonts w:ascii="Cascadia Mono" w:eastAsia="Times New Roman" w:hAnsi="Cascadia Mono" w:cs="Times New Roman"/>
-          <w:sz w:val="20"/>
-          <w:szCs w:val="20"/>
-        </w:rPr>
-        <w:t xml:space="preserve"> {</w:t>
-      </w:r>
-    </w:p>
-    <w:p>
-      <w:pPr>
-        <w:rPr>
-          <w:rFonts w:ascii="Cascadia Mono" w:eastAsia="Times New Roman" w:hAnsi="Cascadia Mono" w:cs="Times New Roman"/>
-          <w:sz w:val="20"/>
-          <w:szCs w:val="20"/>
-          <w:lang w:val="en-US"/>
-        </w:rPr>
-      </w:pPr>
-      <w:r>
-        <w:rPr>
-          <w:rFonts w:ascii="Cascadia Mono" w:eastAsia="Times New Roman" w:hAnsi="Cascadia Mono" w:cs="Times New Roman"/>
-          <w:sz w:val="20"/>
-          <w:szCs w:val="20"/>
+          <w:lang w:val="en-US"/>
+        </w:rPr>
+      </w:pPr>
+      <w:r>
+        <w:rPr>
+          <w:rFonts w:ascii="Cascadia Mono" w:eastAsia="Times New Roman" w:hAnsi="Cascadia Mono" w:cs="Times New Roman"/>
+          <w:sz w:val="20"/>
+          <w:szCs w:val="20"/>
+          <w:lang w:val="en-US"/>
+        </w:rPr>
+        <w:t>.window {</w:t>
+      </w:r>
+    </w:p>
+    <w:p>
+      <w:pPr>
+        <w:rPr>
+          <w:rFonts w:ascii="Cascadia Mono" w:eastAsia="Times New Roman" w:hAnsi="Cascadia Mono" w:cs="Times New Roman"/>
+          <w:sz w:val="20"/>
+          <w:szCs w:val="20"/>
+          <w:lang w:val="en-US"/>
+        </w:rPr>
+      </w:pPr>
+      <w:r>
+        <w:rPr>
+          <w:rFonts w:ascii="Cascadia Mono" w:eastAsia="Times New Roman" w:hAnsi="Cascadia Mono" w:cs="Times New Roman"/>
+          <w:sz w:val="20"/>
+          <w:szCs w:val="20"/>
+          <w:lang w:val="en-US"/>
         </w:rPr>
         <w:t xml:space="preserve">    </w:t>
       </w:r>
@@ -29407,6 +29372,7 @@
           <w:rFonts w:ascii="Cascadia Mono" w:eastAsia="Times New Roman" w:hAnsi="Cascadia Mono" w:cs="Times New Roman"/>
           <w:sz w:val="20"/>
           <w:szCs w:val="20"/>
+          <w:lang w:val="en-US"/>
         </w:rPr>
       </w:pPr>
       <w:r>
@@ -29423,6 +29389,7 @@
           <w:rFonts w:ascii="Cascadia Mono" w:eastAsia="Times New Roman" w:hAnsi="Cascadia Mono" w:cs="Times New Roman"/>
           <w:sz w:val="20"/>
           <w:szCs w:val="20"/>
+          <w:lang w:val="en-US"/>
         </w:rPr>
         <w:t>});</w:t>
       </w:r>
@@ -29433,13 +29400,15 @@
           <w:rFonts w:ascii="Cascadia Mono" w:eastAsia="Times New Roman" w:hAnsi="Cascadia Mono" w:cs="Times New Roman"/>
           <w:sz w:val="20"/>
           <w:szCs w:val="20"/>
-        </w:rPr>
-      </w:pPr>
-      <w:r>
-        <w:rPr>
-          <w:rFonts w:ascii="Cascadia Mono" w:eastAsia="Times New Roman" w:hAnsi="Cascadia Mono" w:cs="Times New Roman"/>
-          <w:sz w:val="20"/>
-          <w:szCs w:val="20"/>
+          <w:lang w:val="en-US"/>
+        </w:rPr>
+      </w:pPr>
+      <w:r>
+        <w:rPr>
+          <w:rFonts w:ascii="Cascadia Mono" w:eastAsia="Times New Roman" w:hAnsi="Cascadia Mono" w:cs="Times New Roman"/>
+          <w:sz w:val="20"/>
+          <w:szCs w:val="20"/>
+          <w:lang w:val="en-US"/>
         </w:rPr>
         <w:lastRenderedPageBreak/>
         <w:t xml:space="preserve">    }, 1000);</w:t>
@@ -29451,13 +29420,15 @@
           <w:rFonts w:ascii="Cascadia Mono" w:eastAsia="Times New Roman" w:hAnsi="Cascadia Mono" w:cs="Times New Roman"/>
           <w:sz w:val="20"/>
           <w:szCs w:val="20"/>
-        </w:rPr>
-      </w:pPr>
-      <w:r>
-        <w:rPr>
-          <w:rFonts w:ascii="Cascadia Mono" w:eastAsia="Times New Roman" w:hAnsi="Cascadia Mono" w:cs="Times New Roman"/>
-          <w:sz w:val="20"/>
-          <w:szCs w:val="20"/>
+          <w:lang w:val="en-US"/>
+        </w:rPr>
+      </w:pPr>
+      <w:r>
+        <w:rPr>
+          <w:rFonts w:ascii="Cascadia Mono" w:eastAsia="Times New Roman" w:hAnsi="Cascadia Mono" w:cs="Times New Roman"/>
+          <w:sz w:val="20"/>
+          <w:szCs w:val="20"/>
+          <w:lang w:val="en-US"/>
         </w:rPr>
         <w:t>}</w:t>
       </w:r>
@@ -29468,24 +29439,112 @@
           <w:rFonts w:ascii="Cascadia Mono" w:eastAsia="Times New Roman" w:hAnsi="Cascadia Mono" w:cs="Times New Roman"/>
           <w:sz w:val="20"/>
           <w:szCs w:val="20"/>
-        </w:rPr>
-      </w:pPr>
-    </w:p>
-    <w:p>
-      <w:pPr>
-        <w:rPr>
-          <w:rFonts w:ascii="Cascadia Mono" w:eastAsia="Times New Roman" w:hAnsi="Cascadia Mono" w:cs="Times New Roman"/>
-          <w:sz w:val="20"/>
-          <w:szCs w:val="20"/>
-        </w:rPr>
-      </w:pPr>
-      <w:r>
-        <w:rPr>
-          <w:rFonts w:ascii="Cascadia Mono" w:eastAsia="Times New Roman" w:hAnsi="Cascadia Mono" w:cs="Times New Roman"/>
-          <w:sz w:val="20"/>
-          <w:szCs w:val="20"/>
-        </w:rPr>
-        <w:t>/* Обработчик для кнопки сброса формы */</w:t>
+          <w:lang w:val="en-US"/>
+        </w:rPr>
+      </w:pPr>
+    </w:p>
+    <w:p>
+      <w:pPr>
+        <w:rPr>
+          <w:rFonts w:ascii="Cascadia Mono" w:eastAsia="Times New Roman" w:hAnsi="Cascadia Mono" w:cs="Times New Roman"/>
+          <w:sz w:val="20"/>
+          <w:szCs w:val="20"/>
+          <w:lang w:val="en-US"/>
+        </w:rPr>
+      </w:pPr>
+      <w:r>
+        <w:rPr>
+          <w:rFonts w:ascii="Cascadia Mono" w:eastAsia="Times New Roman" w:hAnsi="Cascadia Mono" w:cs="Times New Roman"/>
+          <w:sz w:val="20"/>
+          <w:szCs w:val="20"/>
+          <w:lang w:val="en-US"/>
+        </w:rPr>
+        <w:t xml:space="preserve">/* </w:t>
+      </w:r>
+      <w:r>
+        <w:rPr>
+          <w:rFonts w:ascii="Cascadia Mono" w:eastAsia="Times New Roman" w:hAnsi="Cascadia Mono" w:cs="Times New Roman"/>
+          <w:sz w:val="20"/>
+          <w:szCs w:val="20"/>
+        </w:rPr>
+        <w:t>Обработчик</w:t>
+      </w:r>
+      <w:r>
+        <w:rPr>
+          <w:rFonts w:ascii="Cascadia Mono" w:eastAsia="Times New Roman" w:hAnsi="Cascadia Mono" w:cs="Times New Roman"/>
+          <w:sz w:val="20"/>
+          <w:szCs w:val="20"/>
+          <w:lang w:val="en-US"/>
+        </w:rPr>
+        <w:t xml:space="preserve"> </w:t>
+      </w:r>
+      <w:r>
+        <w:rPr>
+          <w:rFonts w:ascii="Cascadia Mono" w:eastAsia="Times New Roman" w:hAnsi="Cascadia Mono" w:cs="Times New Roman"/>
+          <w:sz w:val="20"/>
+          <w:szCs w:val="20"/>
+        </w:rPr>
+        <w:t>для</w:t>
+      </w:r>
+      <w:r>
+        <w:rPr>
+          <w:rFonts w:ascii="Cascadia Mono" w:eastAsia="Times New Roman" w:hAnsi="Cascadia Mono" w:cs="Times New Roman"/>
+          <w:sz w:val="20"/>
+          <w:szCs w:val="20"/>
+          <w:lang w:val="en-US"/>
+        </w:rPr>
+        <w:t xml:space="preserve"> </w:t>
+      </w:r>
+      <w:r>
+        <w:rPr>
+          <w:rFonts w:ascii="Cascadia Mono" w:eastAsia="Times New Roman" w:hAnsi="Cascadia Mono" w:cs="Times New Roman"/>
+          <w:sz w:val="20"/>
+          <w:szCs w:val="20"/>
+        </w:rPr>
+        <w:t>кнопки</w:t>
+      </w:r>
+      <w:r>
+        <w:rPr>
+          <w:rFonts w:ascii="Cascadia Mono" w:eastAsia="Times New Roman" w:hAnsi="Cascadia Mono" w:cs="Times New Roman"/>
+          <w:sz w:val="20"/>
+          <w:szCs w:val="20"/>
+          <w:lang w:val="en-US"/>
+        </w:rPr>
+        <w:t xml:space="preserve"> </w:t>
+      </w:r>
+      <w:r>
+        <w:rPr>
+          <w:rFonts w:ascii="Cascadia Mono" w:eastAsia="Times New Roman" w:hAnsi="Cascadia Mono" w:cs="Times New Roman"/>
+          <w:sz w:val="20"/>
+          <w:szCs w:val="20"/>
+        </w:rPr>
+        <w:t>сброса</w:t>
+      </w:r>
+      <w:r>
+        <w:rPr>
+          <w:rFonts w:ascii="Cascadia Mono" w:eastAsia="Times New Roman" w:hAnsi="Cascadia Mono" w:cs="Times New Roman"/>
+          <w:sz w:val="20"/>
+          <w:szCs w:val="20"/>
+          <w:lang w:val="en-US"/>
+        </w:rPr>
+        <w:t xml:space="preserve"> </w:t>
+      </w:r>
+      <w:r>
+        <w:rPr>
+          <w:rFonts w:ascii="Cascadia Mono" w:eastAsia="Times New Roman" w:hAnsi="Cascadia Mono" w:cs="Times New Roman"/>
+          <w:sz w:val="20"/>
+          <w:szCs w:val="20"/>
+        </w:rPr>
+        <w:t>формы</w:t>
+      </w:r>
+      <w:r>
+        <w:rPr>
+          <w:rFonts w:ascii="Cascadia Mono" w:eastAsia="Times New Roman" w:hAnsi="Cascadia Mono" w:cs="Times New Roman"/>
+          <w:sz w:val="20"/>
+          <w:szCs w:val="20"/>
+          <w:lang w:val="en-US"/>
+        </w:rPr>
+        <w:t xml:space="preserve"> */</w:t>
       </w:r>
     </w:p>
     <w:p>
@@ -30897,6 +30956,7 @@
           <w:rFonts w:ascii="Cascadia Mono" w:eastAsia="Times New Roman" w:hAnsi="Cascadia Mono" w:cs="Times New Roman"/>
           <w:sz w:val="20"/>
           <w:szCs w:val="20"/>
+          <w:lang w:val="en-US"/>
         </w:rPr>
       </w:pPr>
       <w:r>
@@ -30908,138 +30968,69 @@
         </w:rPr>
         <w:t xml:space="preserve">    </w:t>
       </w:r>
-      <w:proofErr w:type="spellStart"/>
-      <w:proofErr w:type="gramStart"/>
-      <w:r>
-        <w:rPr>
-          <w:rFonts w:ascii="Cascadia Mono" w:eastAsia="Times New Roman" w:hAnsi="Cascadia Mono" w:cs="Times New Roman"/>
-          <w:sz w:val="20"/>
-          <w:szCs w:val="20"/>
-        </w:rPr>
-        <w:t>initializeMenuHighlighting</w:t>
-      </w:r>
-      <w:proofErr w:type="spellEnd"/>
-      <w:r>
-        <w:rPr>
-          <w:rFonts w:ascii="Cascadia Mono" w:eastAsia="Times New Roman" w:hAnsi="Cascadia Mono" w:cs="Times New Roman"/>
-          <w:sz w:val="20"/>
-          <w:szCs w:val="20"/>
-        </w:rPr>
-        <w:t>(</w:t>
-      </w:r>
-      <w:proofErr w:type="gramEnd"/>
-      <w:r>
-        <w:rPr>
-          <w:rFonts w:ascii="Cascadia Mono" w:eastAsia="Times New Roman" w:hAnsi="Cascadia Mono" w:cs="Times New Roman"/>
-          <w:sz w:val="20"/>
-          <w:szCs w:val="20"/>
-        </w:rPr>
-        <w:t>);</w:t>
-      </w:r>
-    </w:p>
-    <w:p>
-      <w:pPr>
-        <w:rPr>
-          <w:rFonts w:ascii="Cascadia Mono" w:eastAsia="Times New Roman" w:hAnsi="Cascadia Mono" w:cs="Times New Roman"/>
-          <w:sz w:val="20"/>
-          <w:szCs w:val="20"/>
-        </w:rPr>
-      </w:pPr>
-      <w:r>
-        <w:rPr>
-          <w:rFonts w:ascii="Cascadia Mono" w:eastAsia="Times New Roman" w:hAnsi="Cascadia Mono" w:cs="Times New Roman"/>
-          <w:sz w:val="20"/>
-          <w:szCs w:val="20"/>
-        </w:rPr>
-        <w:t xml:space="preserve">    </w:t>
-      </w:r>
-      <w:proofErr w:type="spellStart"/>
-      <w:proofErr w:type="gramStart"/>
-      <w:r>
-        <w:rPr>
-          <w:rFonts w:ascii="Cascadia Mono" w:eastAsia="Times New Roman" w:hAnsi="Cascadia Mono" w:cs="Times New Roman"/>
-          <w:sz w:val="20"/>
-          <w:szCs w:val="20"/>
-        </w:rPr>
-        <w:t>setupTableColumnHighlight</w:t>
-      </w:r>
-      <w:proofErr w:type="spellEnd"/>
-      <w:r>
-        <w:rPr>
-          <w:rFonts w:ascii="Cascadia Mono" w:eastAsia="Times New Roman" w:hAnsi="Cascadia Mono" w:cs="Times New Roman"/>
-          <w:sz w:val="20"/>
-          <w:szCs w:val="20"/>
-        </w:rPr>
-        <w:t>(</w:t>
-      </w:r>
-      <w:proofErr w:type="gramEnd"/>
-      <w:r>
-        <w:rPr>
-          <w:rFonts w:ascii="Cascadia Mono" w:eastAsia="Times New Roman" w:hAnsi="Cascadia Mono" w:cs="Times New Roman"/>
-          <w:sz w:val="20"/>
-          <w:szCs w:val="20"/>
-        </w:rPr>
-        <w:t>);</w:t>
-      </w:r>
-    </w:p>
-    <w:p>
-      <w:pPr>
-        <w:rPr>
-          <w:rFonts w:ascii="Cascadia Mono" w:eastAsia="Times New Roman" w:hAnsi="Cascadia Mono" w:cs="Times New Roman"/>
-          <w:sz w:val="20"/>
-          <w:szCs w:val="20"/>
-        </w:rPr>
-      </w:pPr>
-      <w:r>
-        <w:rPr>
-          <w:rFonts w:ascii="Cascadia Mono" w:eastAsia="Times New Roman" w:hAnsi="Cascadia Mono" w:cs="Times New Roman"/>
-          <w:sz w:val="20"/>
-          <w:szCs w:val="20"/>
-        </w:rPr>
-        <w:t xml:space="preserve">    </w:t>
-      </w:r>
-      <w:proofErr w:type="spellStart"/>
-      <w:proofErr w:type="gramStart"/>
-      <w:r>
-        <w:rPr>
-          <w:rFonts w:ascii="Cascadia Mono" w:eastAsia="Times New Roman" w:hAnsi="Cascadia Mono" w:cs="Times New Roman"/>
-          <w:sz w:val="20"/>
-          <w:szCs w:val="20"/>
-        </w:rPr>
-        <w:t>initializePopupSystem</w:t>
-      </w:r>
-      <w:proofErr w:type="spellEnd"/>
-      <w:r>
-        <w:rPr>
-          <w:rFonts w:ascii="Cascadia Mono" w:eastAsia="Times New Roman" w:hAnsi="Cascadia Mono" w:cs="Times New Roman"/>
-          <w:sz w:val="20"/>
-          <w:szCs w:val="20"/>
-        </w:rPr>
-        <w:t>(</w:t>
-      </w:r>
-      <w:proofErr w:type="gramEnd"/>
-      <w:r>
-        <w:rPr>
-          <w:rFonts w:ascii="Cascadia Mono" w:eastAsia="Times New Roman" w:hAnsi="Cascadia Mono" w:cs="Times New Roman"/>
-          <w:sz w:val="20"/>
-          <w:szCs w:val="20"/>
-        </w:rPr>
-        <w:t>);</w:t>
-      </w:r>
-    </w:p>
-    <w:p>
-      <w:pPr>
-        <w:rPr>
-          <w:rFonts w:ascii="Cascadia Mono" w:eastAsia="Times New Roman" w:hAnsi="Cascadia Mono" w:cs="Times New Roman"/>
-          <w:sz w:val="20"/>
-          <w:szCs w:val="20"/>
-        </w:rPr>
-      </w:pPr>
-      <w:r>
-        <w:rPr>
-          <w:rFonts w:ascii="Cascadia Mono" w:eastAsia="Times New Roman" w:hAnsi="Cascadia Mono" w:cs="Times New Roman"/>
-          <w:sz w:val="20"/>
-          <w:szCs w:val="20"/>
+      <w:r>
+        <w:rPr>
+          <w:rFonts w:ascii="Cascadia Mono" w:eastAsia="Times New Roman" w:hAnsi="Cascadia Mono" w:cs="Times New Roman"/>
+          <w:sz w:val="20"/>
+          <w:szCs w:val="20"/>
+          <w:lang w:val="en-US"/>
+        </w:rPr>
+        <w:t>initializeMenuHighlighting();</w:t>
+      </w:r>
+    </w:p>
+    <w:p>
+      <w:pPr>
+        <w:rPr>
+          <w:rFonts w:ascii="Cascadia Mono" w:eastAsia="Times New Roman" w:hAnsi="Cascadia Mono" w:cs="Times New Roman"/>
+          <w:sz w:val="20"/>
+          <w:szCs w:val="20"/>
+          <w:lang w:val="en-US"/>
+        </w:rPr>
+      </w:pPr>
+      <w:r>
+        <w:rPr>
+          <w:rFonts w:ascii="Cascadia Mono" w:eastAsia="Times New Roman" w:hAnsi="Cascadia Mono" w:cs="Times New Roman"/>
+          <w:sz w:val="20"/>
+          <w:szCs w:val="20"/>
+          <w:lang w:val="en-US"/>
+        </w:rPr>
+        <w:t xml:space="preserve">    setupTableColumnHighlight();</w:t>
+      </w:r>
+    </w:p>
+    <w:p>
+      <w:pPr>
+        <w:rPr>
+          <w:rFonts w:ascii="Cascadia Mono" w:eastAsia="Times New Roman" w:hAnsi="Cascadia Mono" w:cs="Times New Roman"/>
+          <w:sz w:val="20"/>
+          <w:szCs w:val="20"/>
+          <w:lang w:val="en-US"/>
+        </w:rPr>
+      </w:pPr>
+      <w:r>
+        <w:rPr>
+          <w:rFonts w:ascii="Cascadia Mono" w:eastAsia="Times New Roman" w:hAnsi="Cascadia Mono" w:cs="Times New Roman"/>
+          <w:sz w:val="20"/>
+          <w:szCs w:val="20"/>
+          <w:lang w:val="en-US"/>
+        </w:rPr>
+        <w:t xml:space="preserve">    initializePopupSystem();</w:t>
+      </w:r>
+    </w:p>
+    <w:p>
+      <w:pPr>
+        <w:rPr>
+          <w:rFonts w:ascii="Cascadia Mono" w:eastAsia="Times New Roman" w:hAnsi="Cascadia Mono" w:cs="Times New Roman"/>
+          <w:sz w:val="20"/>
+          <w:szCs w:val="20"/>
+          <w:lang w:val="en-US"/>
+        </w:rPr>
+      </w:pPr>
+      <w:r>
+        <w:rPr>
+          <w:rFonts w:ascii="Cascadia Mono" w:eastAsia="Times New Roman" w:hAnsi="Cascadia Mono" w:cs="Times New Roman"/>
+          <w:sz w:val="20"/>
+          <w:szCs w:val="20"/>
+          <w:lang w:val="en-US"/>
         </w:rPr>
         <w:t>});</w:t>
       </w:r>
@@ -31050,170 +31041,217 @@
           <w:rFonts w:ascii="Cascadia Mono" w:eastAsia="Times New Roman" w:hAnsi="Cascadia Mono" w:cs="Times New Roman"/>
           <w:sz w:val="20"/>
           <w:szCs w:val="20"/>
-        </w:rPr>
-      </w:pPr>
-    </w:p>
-    <w:p>
-      <w:pPr>
-        <w:rPr>
-          <w:rFonts w:ascii="Cascadia Mono" w:eastAsia="Times New Roman" w:hAnsi="Cascadia Mono" w:cs="Times New Roman"/>
-          <w:sz w:val="20"/>
-          <w:szCs w:val="20"/>
-        </w:rPr>
-      </w:pPr>
-    </w:p>
-    <w:p>
-      <w:pPr>
-        <w:rPr>
-          <w:rFonts w:ascii="Cascadia Mono" w:eastAsia="Times New Roman" w:hAnsi="Cascadia Mono" w:cs="Times New Roman"/>
-          <w:sz w:val="20"/>
-          <w:szCs w:val="20"/>
-        </w:rPr>
-      </w:pPr>
-    </w:p>
-    <w:p>
-      <w:pPr>
-        <w:rPr>
-          <w:rFonts w:ascii="Cascadia Mono" w:eastAsia="Times New Roman" w:hAnsi="Cascadia Mono" w:cs="Times New Roman"/>
-          <w:sz w:val="20"/>
-          <w:szCs w:val="20"/>
-        </w:rPr>
-      </w:pPr>
-    </w:p>
-    <w:p>
-      <w:pPr>
-        <w:rPr>
-          <w:rFonts w:ascii="Cascadia Mono" w:eastAsia="Times New Roman" w:hAnsi="Cascadia Mono" w:cs="Times New Roman"/>
-          <w:sz w:val="20"/>
-          <w:szCs w:val="20"/>
-        </w:rPr>
-      </w:pPr>
-    </w:p>
-    <w:p>
-      <w:pPr>
-        <w:rPr>
-          <w:rFonts w:ascii="Cascadia Mono" w:eastAsia="Times New Roman" w:hAnsi="Cascadia Mono" w:cs="Times New Roman"/>
-          <w:sz w:val="20"/>
-          <w:szCs w:val="20"/>
-        </w:rPr>
-      </w:pPr>
-    </w:p>
-    <w:p>
-      <w:pPr>
-        <w:rPr>
-          <w:rFonts w:ascii="Cascadia Mono" w:eastAsia="Times New Roman" w:hAnsi="Cascadia Mono" w:cs="Times New Roman"/>
-          <w:sz w:val="20"/>
-          <w:szCs w:val="20"/>
-        </w:rPr>
-      </w:pPr>
-    </w:p>
-    <w:p>
-      <w:pPr>
-        <w:rPr>
-          <w:rFonts w:ascii="Cascadia Mono" w:eastAsia="Times New Roman" w:hAnsi="Cascadia Mono" w:cs="Times New Roman"/>
-          <w:sz w:val="20"/>
-          <w:szCs w:val="20"/>
-        </w:rPr>
-      </w:pPr>
-    </w:p>
-    <w:p>
-      <w:pPr>
-        <w:rPr>
-          <w:rFonts w:ascii="Cascadia Mono" w:eastAsia="Times New Roman" w:hAnsi="Cascadia Mono" w:cs="Times New Roman"/>
-          <w:sz w:val="20"/>
-          <w:szCs w:val="20"/>
-        </w:rPr>
-      </w:pPr>
-    </w:p>
-    <w:p>
-      <w:pPr>
-        <w:rPr>
-          <w:rFonts w:ascii="Cascadia Mono" w:eastAsia="Times New Roman" w:hAnsi="Cascadia Mono" w:cs="Times New Roman"/>
-          <w:sz w:val="20"/>
-          <w:szCs w:val="20"/>
-        </w:rPr>
-      </w:pPr>
-    </w:p>
-    <w:p>
-      <w:pPr>
-        <w:rPr>
-          <w:rFonts w:ascii="Cascadia Mono" w:eastAsia="Times New Roman" w:hAnsi="Cascadia Mono" w:cs="Times New Roman"/>
-          <w:sz w:val="20"/>
-          <w:szCs w:val="20"/>
-        </w:rPr>
-      </w:pPr>
-    </w:p>
-    <w:p>
-      <w:pPr>
-        <w:rPr>
-          <w:rFonts w:ascii="Cascadia Mono" w:eastAsia="Times New Roman" w:hAnsi="Cascadia Mono" w:cs="Times New Roman"/>
-          <w:sz w:val="20"/>
-          <w:szCs w:val="20"/>
-        </w:rPr>
-      </w:pPr>
-    </w:p>
-    <w:p>
-      <w:pPr>
-        <w:rPr>
-          <w:rFonts w:ascii="Cascadia Mono" w:eastAsia="Times New Roman" w:hAnsi="Cascadia Mono" w:cs="Times New Roman"/>
-          <w:sz w:val="20"/>
-          <w:szCs w:val="20"/>
-        </w:rPr>
-      </w:pPr>
-    </w:p>
-    <w:p>
-      <w:pPr>
-        <w:rPr>
-          <w:rFonts w:ascii="Cascadia Mono" w:eastAsia="Times New Roman" w:hAnsi="Cascadia Mono" w:cs="Times New Roman"/>
-          <w:sz w:val="20"/>
-          <w:szCs w:val="20"/>
-        </w:rPr>
-      </w:pPr>
-    </w:p>
-    <w:p>
-      <w:pPr>
-        <w:rPr>
-          <w:rFonts w:ascii="Cascadia Mono" w:eastAsia="Times New Roman" w:hAnsi="Cascadia Mono" w:cs="Times New Roman"/>
-          <w:sz w:val="20"/>
-          <w:szCs w:val="20"/>
-        </w:rPr>
-      </w:pPr>
-    </w:p>
-    <w:p>
-      <w:pPr>
+          <w:lang w:val="en-US"/>
+        </w:rPr>
+      </w:pPr>
+    </w:p>
+    <w:p>
+      <w:pPr>
+        <w:rPr>
+          <w:rFonts w:ascii="Cascadia Mono" w:eastAsia="Times New Roman" w:hAnsi="Cascadia Mono" w:cs="Times New Roman"/>
+          <w:sz w:val="20"/>
+          <w:szCs w:val="20"/>
+          <w:lang w:val="en-US"/>
+        </w:rPr>
+      </w:pPr>
+    </w:p>
+    <w:p>
+      <w:pPr>
+        <w:rPr>
+          <w:rFonts w:ascii="Cascadia Mono" w:eastAsia="Times New Roman" w:hAnsi="Cascadia Mono" w:cs="Times New Roman"/>
+          <w:sz w:val="20"/>
+          <w:szCs w:val="20"/>
+          <w:lang w:val="en-US"/>
+        </w:rPr>
+      </w:pPr>
+    </w:p>
+    <w:p>
+      <w:pPr>
+        <w:rPr>
+          <w:rFonts w:ascii="Cascadia Mono" w:eastAsia="Times New Roman" w:hAnsi="Cascadia Mono" w:cs="Times New Roman"/>
+          <w:sz w:val="20"/>
+          <w:szCs w:val="20"/>
+          <w:lang w:val="en-US"/>
+        </w:rPr>
+      </w:pPr>
+    </w:p>
+    <w:p>
+      <w:pPr>
+        <w:rPr>
+          <w:rFonts w:ascii="Cascadia Mono" w:eastAsia="Times New Roman" w:hAnsi="Cascadia Mono" w:cs="Times New Roman"/>
+          <w:sz w:val="20"/>
+          <w:szCs w:val="20"/>
+          <w:lang w:val="en-US"/>
+        </w:rPr>
+      </w:pPr>
+    </w:p>
+    <w:p>
+      <w:pPr>
+        <w:rPr>
+          <w:rFonts w:ascii="Cascadia Mono" w:eastAsia="Times New Roman" w:hAnsi="Cascadia Mono" w:cs="Times New Roman"/>
+          <w:sz w:val="20"/>
+          <w:szCs w:val="20"/>
+          <w:lang w:val="en-US"/>
+        </w:rPr>
+      </w:pPr>
+    </w:p>
+    <w:p>
+      <w:pPr>
+        <w:rPr>
+          <w:rFonts w:ascii="Cascadia Mono" w:eastAsia="Times New Roman" w:hAnsi="Cascadia Mono" w:cs="Times New Roman"/>
+          <w:sz w:val="20"/>
+          <w:szCs w:val="20"/>
+          <w:lang w:val="en-US"/>
+        </w:rPr>
+      </w:pPr>
+    </w:p>
+    <w:p>
+      <w:pPr>
+        <w:rPr>
+          <w:rFonts w:ascii="Cascadia Mono" w:eastAsia="Times New Roman" w:hAnsi="Cascadia Mono" w:cs="Times New Roman"/>
+          <w:sz w:val="20"/>
+          <w:szCs w:val="20"/>
+          <w:lang w:val="en-US"/>
+        </w:rPr>
+      </w:pPr>
+    </w:p>
+    <w:p>
+      <w:pPr>
+        <w:rPr>
+          <w:rFonts w:ascii="Cascadia Mono" w:eastAsia="Times New Roman" w:hAnsi="Cascadia Mono" w:cs="Times New Roman"/>
+          <w:sz w:val="20"/>
+          <w:szCs w:val="20"/>
+          <w:lang w:val="en-US"/>
+        </w:rPr>
+      </w:pPr>
+    </w:p>
+    <w:p>
+      <w:pPr>
+        <w:rPr>
+          <w:rFonts w:ascii="Cascadia Mono" w:eastAsia="Times New Roman" w:hAnsi="Cascadia Mono" w:cs="Times New Roman"/>
+          <w:sz w:val="20"/>
+          <w:szCs w:val="20"/>
+          <w:lang w:val="en-US"/>
+        </w:rPr>
+      </w:pPr>
+    </w:p>
+    <w:p>
+      <w:pPr>
+        <w:rPr>
+          <w:rFonts w:ascii="Cascadia Mono" w:eastAsia="Times New Roman" w:hAnsi="Cascadia Mono" w:cs="Times New Roman"/>
+          <w:sz w:val="20"/>
+          <w:szCs w:val="20"/>
+          <w:lang w:val="en-US"/>
+        </w:rPr>
+      </w:pPr>
+    </w:p>
+    <w:p>
+      <w:pPr>
+        <w:rPr>
+          <w:rFonts w:ascii="Cascadia Mono" w:eastAsia="Times New Roman" w:hAnsi="Cascadia Mono" w:cs="Times New Roman"/>
+          <w:sz w:val="20"/>
+          <w:szCs w:val="20"/>
+          <w:lang w:val="en-US"/>
+        </w:rPr>
+      </w:pPr>
+    </w:p>
+    <w:p>
+      <w:pPr>
+        <w:rPr>
+          <w:rFonts w:ascii="Cascadia Mono" w:eastAsia="Times New Roman" w:hAnsi="Cascadia Mono" w:cs="Times New Roman"/>
+          <w:sz w:val="20"/>
+          <w:szCs w:val="20"/>
+          <w:lang w:val="en-US"/>
+        </w:rPr>
+      </w:pPr>
+    </w:p>
+    <w:p>
+      <w:pPr>
+        <w:rPr>
+          <w:rFonts w:ascii="Cascadia Mono" w:eastAsia="Times New Roman" w:hAnsi="Cascadia Mono" w:cs="Times New Roman"/>
+          <w:sz w:val="20"/>
+          <w:szCs w:val="20"/>
+          <w:lang w:val="en-US"/>
+        </w:rPr>
+      </w:pPr>
+    </w:p>
+    <w:p>
+      <w:pPr>
+        <w:rPr>
+          <w:rFonts w:ascii="Cascadia Mono" w:eastAsia="Times New Roman" w:hAnsi="Cascadia Mono" w:cs="Times New Roman"/>
+          <w:sz w:val="20"/>
+          <w:szCs w:val="20"/>
+          <w:lang w:val="en-US"/>
+        </w:rPr>
+      </w:pPr>
+    </w:p>
+    <w:p>
+      <w:pPr>
+        <w:spacing w:after="0" w:line="360" w:lineRule="auto"/>
+        <w:ind w:firstLine="709"/>
+        <w:jc w:val="both"/>
+        <w:rPr>
+          <w:rStyle w:val="a4"/>
+          <w:rFonts w:eastAsia="Times New Roman" w:cs="Times New Roman"/>
+          <w:bCs/>
+          <w:sz w:val="28"/>
+          <w:szCs w:val="28"/>
+        </w:rPr>
+      </w:pPr>
+      <w:r>
         <w:rPr>
           <w:rFonts w:eastAsia="Times New Roman" w:cs="Times New Roman"/>
           <w:sz w:val="28"/>
           <w:szCs w:val="28"/>
         </w:rPr>
-      </w:pPr>
+        <w:lastRenderedPageBreak/>
+        <w:t xml:space="preserve">Ссылка на </w:t>
+      </w:r>
+      <w:proofErr w:type="spellStart"/>
       <w:r>
         <w:rPr>
           <w:rFonts w:eastAsia="Times New Roman" w:cs="Times New Roman"/>
           <w:sz w:val="28"/>
           <w:szCs w:val="28"/>
         </w:rPr>
-        <w:lastRenderedPageBreak/>
-        <w:t xml:space="preserve">Ссылка на </w:t>
-      </w:r>
-      <w:proofErr w:type="spellStart"/>
+        <w:t>репозиторий</w:t>
+      </w:r>
+      <w:proofErr w:type="spellEnd"/>
       <w:r>
         <w:rPr>
           <w:rFonts w:eastAsia="Times New Roman" w:cs="Times New Roman"/>
           <w:sz w:val="28"/>
           <w:szCs w:val="28"/>
         </w:rPr>
-        <w:t>репозиторий</w:t>
-      </w:r>
-      <w:proofErr w:type="spellEnd"/>
+        <w:t>:</w:t>
+      </w:r>
       <w:r>
         <w:rPr>
           <w:rFonts w:eastAsia="Times New Roman" w:cs="Times New Roman"/>
           <w:sz w:val="28"/>
           <w:szCs w:val="28"/>
         </w:rPr>
-        <w:t>:</w:t>
-      </w:r>
+        <w:t xml:space="preserve"> </w:t>
+      </w:r>
+      <w:r>
+        <w:rPr>
+          <w:rFonts w:eastAsia="Times New Roman" w:cs="Times New Roman"/>
+          <w:sz w:val="28"/>
+          <w:szCs w:val="28"/>
+        </w:rPr>
+        <w:t>https://github.com/Weweshka979/Ivan-Bodrov_TRVP_Lab_And_Kurs_Work</w:t>
+      </w:r>
+    </w:p>
+    <w:p>
+      <w:pPr>
+        <w:rPr>
+          <w:rFonts w:eastAsia="Times New Roman" w:cs="Times New Roman"/>
+          <w:sz w:val="28"/>
+          <w:szCs w:val="28"/>
+        </w:rPr>
+      </w:pPr>
+      <w:bookmarkStart w:id="1" w:name="_GoBack"/>
+      <w:bookmarkEnd w:id="1"/>
     </w:p>
     <w:p>
       <w:pPr>
@@ -31502,7 +31540,6 @@
           <w:sz w:val="28"/>
           <w:szCs w:val="28"/>
         </w:rPr>
-        <w:lastRenderedPageBreak/>
         <w:t xml:space="preserve">Вывод по работе </w:t>
       </w:r>
     </w:p>
@@ -31643,8 +31680,6 @@
         </w:rPr>
         <w:t xml:space="preserve"> можно превратить статичную HTML-страницу в отзывчивое веб-приложение. Эти навыки являются фундаментальными для создания современных сайтов, где важна быстрая и понятная реакция на действия пользователя.</w:t>
       </w:r>
-      <w:bookmarkStart w:id="1" w:name="_GoBack"/>
-      <w:bookmarkEnd w:id="1"/>
     </w:p>
     <w:p>
       <w:pPr>
@@ -32438,6 +32473,7 @@
   <w:style w:type="character" w:default="1" w:styleId="a0">
     <w:name w:val="Default Paragraph Font"/>
     <w:uiPriority w:val="1"/>
+    <w:semiHidden/>
     <w:unhideWhenUsed/>
   </w:style>
   <w:style w:type="table" w:default="1" w:styleId="a1">
@@ -32471,6 +32507,17 @@
       <w:ind w:left="720"/>
       <w:contextualSpacing/>
     </w:pPr>
+  </w:style>
+  <w:style w:type="character" w:styleId="a4">
+    <w:name w:val="Hyperlink"/>
+    <w:basedOn w:val="a0"/>
+    <w:uiPriority w:val="99"/>
+    <w:unhideWhenUsed/>
+    <w:rsid w:val="001E08E3"/>
+    <w:rPr>
+      <w:color w:val="0563C1" w:themeColor="hyperlink"/>
+      <w:u w:val="single"/>
+    </w:rPr>
   </w:style>
 </w:styles>
 </file>
